--- a/_build/docx/04_Шаблоны_управления_отделом/3_Рабочий_журнал_отдела.docx
+++ b/_build/docx/04_Шаблоны_управления_отделом/3_Рабочий_журнал_отдела.docx
@@ -100,17 +100,17 @@
         <w:tblLook w:firstColumn="1" w:firstRow="1" w:lastColumn="0" w:lastRow="0" w:noHBand="0" w:noVBand="1" w:val="04A0"/>
       </w:tblPr>
       <w:tblGrid>
-        <w:gridCol w:w="1234"/>
-        <w:gridCol w:w="1234"/>
-        <w:gridCol w:w="1234"/>
-        <w:gridCol w:w="1234"/>
-        <w:gridCol w:w="1234"/>
-        <w:gridCol w:w="1234"/>
-        <w:gridCol w:w="1234"/>
-        <w:gridCol w:w="1234"/>
-        <w:gridCol w:w="1234"/>
-        <w:gridCol w:w="1234"/>
-        <w:gridCol w:w="1234"/>
+        <w:gridCol w:w="1325"/>
+        <w:gridCol w:w="1325"/>
+        <w:gridCol w:w="1325"/>
+        <w:gridCol w:w="1325"/>
+        <w:gridCol w:w="1325"/>
+        <w:gridCol w:w="1325"/>
+        <w:gridCol w:w="1325"/>
+        <w:gridCol w:w="1325"/>
+        <w:gridCol w:w="1325"/>
+        <w:gridCol w:w="1325"/>
+        <w:gridCol w:w="1325"/>
       </w:tblGrid>
       <w:tr>
         <w:trPr>
@@ -118,7 +118,7 @@
         </w:trPr>
         <w:tc>
           <w:tcPr>
-            <w:tcW w:type="dxa" w:w="1234"/>
+            <w:tcW w:type="dxa" w:w="1325"/>
           </w:tcPr>
           <w:p>
             <w:r>
@@ -133,7 +133,7 @@
         </w:tc>
         <w:tc>
           <w:tcPr>
-            <w:tcW w:type="dxa" w:w="1234"/>
+            <w:tcW w:type="dxa" w:w="1325"/>
           </w:tcPr>
           <w:p>
             <w:r>
@@ -148,7 +148,7 @@
         </w:tc>
         <w:tc>
           <w:tcPr>
-            <w:tcW w:type="dxa" w:w="1234"/>
+            <w:tcW w:type="dxa" w:w="1325"/>
           </w:tcPr>
           <w:p>
             <w:r>
@@ -163,7 +163,7 @@
         </w:tc>
         <w:tc>
           <w:tcPr>
-            <w:tcW w:type="dxa" w:w="1234"/>
+            <w:tcW w:type="dxa" w:w="1325"/>
           </w:tcPr>
           <w:p>
             <w:r>
@@ -178,7 +178,7 @@
         </w:tc>
         <w:tc>
           <w:tcPr>
-            <w:tcW w:type="dxa" w:w="1234"/>
+            <w:tcW w:type="dxa" w:w="1325"/>
           </w:tcPr>
           <w:p>
             <w:r>
@@ -193,7 +193,7 @@
         </w:tc>
         <w:tc>
           <w:tcPr>
-            <w:tcW w:type="dxa" w:w="1234"/>
+            <w:tcW w:type="dxa" w:w="1325"/>
           </w:tcPr>
           <w:p>
             <w:r>
@@ -208,7 +208,7 @@
         </w:tc>
         <w:tc>
           <w:tcPr>
-            <w:tcW w:type="dxa" w:w="1234"/>
+            <w:tcW w:type="dxa" w:w="1325"/>
           </w:tcPr>
           <w:p>
             <w:r>
@@ -223,7 +223,7 @@
         </w:tc>
         <w:tc>
           <w:tcPr>
-            <w:tcW w:type="dxa" w:w="1234"/>
+            <w:tcW w:type="dxa" w:w="1325"/>
           </w:tcPr>
           <w:p>
             <w:r>
@@ -238,7 +238,7 @@
         </w:tc>
         <w:tc>
           <w:tcPr>
-            <w:tcW w:type="dxa" w:w="1234"/>
+            <w:tcW w:type="dxa" w:w="1325"/>
           </w:tcPr>
           <w:p>
             <w:r>
@@ -253,7 +253,7 @@
         </w:tc>
         <w:tc>
           <w:tcPr>
-            <w:tcW w:type="dxa" w:w="1234"/>
+            <w:tcW w:type="dxa" w:w="1325"/>
           </w:tcPr>
           <w:p>
             <w:r>
@@ -268,7 +268,7 @@
         </w:tc>
         <w:tc>
           <w:tcPr>
-            <w:tcW w:type="dxa" w:w="1234"/>
+            <w:tcW w:type="dxa" w:w="1325"/>
           </w:tcPr>
           <w:p>
             <w:r>
@@ -285,7 +285,7 @@
       <w:tr>
         <w:tc>
           <w:tcPr>
-            <w:tcW w:type="dxa" w:w="1234"/>
+            <w:tcW w:type="dxa" w:w="1325"/>
           </w:tcPr>
           <w:p>
             <w:r>
@@ -299,43 +299,43 @@
         </w:tc>
         <w:tc>
           <w:tcPr>
-            <w:tcW w:type="dxa" w:w="1234"/>
+            <w:tcW w:type="dxa" w:w="1325"/>
           </w:tcPr>
           <w:p/>
         </w:tc>
         <w:tc>
           <w:tcPr>
-            <w:tcW w:type="dxa" w:w="1234"/>
+            <w:tcW w:type="dxa" w:w="1325"/>
           </w:tcPr>
           <w:p/>
         </w:tc>
         <w:tc>
           <w:tcPr>
-            <w:tcW w:type="dxa" w:w="1234"/>
+            <w:tcW w:type="dxa" w:w="1325"/>
           </w:tcPr>
           <w:p/>
         </w:tc>
         <w:tc>
           <w:tcPr>
-            <w:tcW w:type="dxa" w:w="1234"/>
+            <w:tcW w:type="dxa" w:w="1325"/>
           </w:tcPr>
           <w:p/>
         </w:tc>
         <w:tc>
           <w:tcPr>
-            <w:tcW w:type="dxa" w:w="1234"/>
+            <w:tcW w:type="dxa" w:w="1325"/>
           </w:tcPr>
           <w:p/>
         </w:tc>
         <w:tc>
           <w:tcPr>
-            <w:tcW w:type="dxa" w:w="1234"/>
+            <w:tcW w:type="dxa" w:w="1325"/>
           </w:tcPr>
           <w:p/>
         </w:tc>
         <w:tc>
           <w:tcPr>
-            <w:tcW w:type="dxa" w:w="1234"/>
+            <w:tcW w:type="dxa" w:w="1325"/>
           </w:tcPr>
           <w:p>
             <w:r>
@@ -349,19 +349,19 @@
         </w:tc>
         <w:tc>
           <w:tcPr>
-            <w:tcW w:type="dxa" w:w="1234"/>
+            <w:tcW w:type="dxa" w:w="1325"/>
           </w:tcPr>
           <w:p/>
         </w:tc>
         <w:tc>
           <w:tcPr>
-            <w:tcW w:type="dxa" w:w="1234"/>
+            <w:tcW w:type="dxa" w:w="1325"/>
           </w:tcPr>
           <w:p/>
         </w:tc>
         <w:tc>
           <w:tcPr>
-            <w:tcW w:type="dxa" w:w="1234"/>
+            <w:tcW w:type="dxa" w:w="1325"/>
           </w:tcPr>
           <w:p/>
         </w:tc>
@@ -369,7 +369,7 @@
       <w:tr>
         <w:tc>
           <w:tcPr>
-            <w:tcW w:type="dxa" w:w="1234"/>
+            <w:tcW w:type="dxa" w:w="1325"/>
           </w:tcPr>
           <w:p>
             <w:r>
@@ -383,61 +383,61 @@
         </w:tc>
         <w:tc>
           <w:tcPr>
-            <w:tcW w:type="dxa" w:w="1234"/>
+            <w:tcW w:type="dxa" w:w="1325"/>
           </w:tcPr>
           <w:p/>
         </w:tc>
         <w:tc>
           <w:tcPr>
-            <w:tcW w:type="dxa" w:w="1234"/>
+            <w:tcW w:type="dxa" w:w="1325"/>
           </w:tcPr>
           <w:p/>
         </w:tc>
         <w:tc>
           <w:tcPr>
-            <w:tcW w:type="dxa" w:w="1234"/>
+            <w:tcW w:type="dxa" w:w="1325"/>
           </w:tcPr>
           <w:p/>
         </w:tc>
         <w:tc>
           <w:tcPr>
-            <w:tcW w:type="dxa" w:w="1234"/>
+            <w:tcW w:type="dxa" w:w="1325"/>
           </w:tcPr>
           <w:p/>
         </w:tc>
         <w:tc>
           <w:tcPr>
-            <w:tcW w:type="dxa" w:w="1234"/>
+            <w:tcW w:type="dxa" w:w="1325"/>
           </w:tcPr>
           <w:p/>
         </w:tc>
         <w:tc>
           <w:tcPr>
-            <w:tcW w:type="dxa" w:w="1234"/>
+            <w:tcW w:type="dxa" w:w="1325"/>
           </w:tcPr>
           <w:p/>
         </w:tc>
         <w:tc>
           <w:tcPr>
-            <w:tcW w:type="dxa" w:w="1234"/>
+            <w:tcW w:type="dxa" w:w="1325"/>
           </w:tcPr>
           <w:p/>
         </w:tc>
         <w:tc>
           <w:tcPr>
-            <w:tcW w:type="dxa" w:w="1234"/>
+            <w:tcW w:type="dxa" w:w="1325"/>
           </w:tcPr>
           <w:p/>
         </w:tc>
         <w:tc>
           <w:tcPr>
-            <w:tcW w:type="dxa" w:w="1234"/>
+            <w:tcW w:type="dxa" w:w="1325"/>
           </w:tcPr>
           <w:p/>
         </w:tc>
         <w:tc>
           <w:tcPr>
-            <w:tcW w:type="dxa" w:w="1234"/>
+            <w:tcW w:type="dxa" w:w="1325"/>
           </w:tcPr>
           <w:p/>
         </w:tc>
@@ -445,7 +445,7 @@
       <w:tr>
         <w:tc>
           <w:tcPr>
-            <w:tcW w:type="dxa" w:w="1234"/>
+            <w:tcW w:type="dxa" w:w="1325"/>
           </w:tcPr>
           <w:p>
             <w:r>
@@ -459,61 +459,61 @@
         </w:tc>
         <w:tc>
           <w:tcPr>
-            <w:tcW w:type="dxa" w:w="1234"/>
+            <w:tcW w:type="dxa" w:w="1325"/>
           </w:tcPr>
           <w:p/>
         </w:tc>
         <w:tc>
           <w:tcPr>
-            <w:tcW w:type="dxa" w:w="1234"/>
+            <w:tcW w:type="dxa" w:w="1325"/>
           </w:tcPr>
           <w:p/>
         </w:tc>
         <w:tc>
           <w:tcPr>
-            <w:tcW w:type="dxa" w:w="1234"/>
+            <w:tcW w:type="dxa" w:w="1325"/>
           </w:tcPr>
           <w:p/>
         </w:tc>
         <w:tc>
           <w:tcPr>
-            <w:tcW w:type="dxa" w:w="1234"/>
+            <w:tcW w:type="dxa" w:w="1325"/>
           </w:tcPr>
           <w:p/>
         </w:tc>
         <w:tc>
           <w:tcPr>
-            <w:tcW w:type="dxa" w:w="1234"/>
+            <w:tcW w:type="dxa" w:w="1325"/>
           </w:tcPr>
           <w:p/>
         </w:tc>
         <w:tc>
           <w:tcPr>
-            <w:tcW w:type="dxa" w:w="1234"/>
+            <w:tcW w:type="dxa" w:w="1325"/>
           </w:tcPr>
           <w:p/>
         </w:tc>
         <w:tc>
           <w:tcPr>
-            <w:tcW w:type="dxa" w:w="1234"/>
+            <w:tcW w:type="dxa" w:w="1325"/>
           </w:tcPr>
           <w:p/>
         </w:tc>
         <w:tc>
           <w:tcPr>
-            <w:tcW w:type="dxa" w:w="1234"/>
+            <w:tcW w:type="dxa" w:w="1325"/>
           </w:tcPr>
           <w:p/>
         </w:tc>
         <w:tc>
           <w:tcPr>
-            <w:tcW w:type="dxa" w:w="1234"/>
+            <w:tcW w:type="dxa" w:w="1325"/>
           </w:tcPr>
           <w:p/>
         </w:tc>
         <w:tc>
           <w:tcPr>
-            <w:tcW w:type="dxa" w:w="1234"/>
+            <w:tcW w:type="dxa" w:w="1325"/>
           </w:tcPr>
           <w:p/>
         </w:tc>
@@ -521,7 +521,7 @@
       <w:tr>
         <w:tc>
           <w:tcPr>
-            <w:tcW w:type="dxa" w:w="1234"/>
+            <w:tcW w:type="dxa" w:w="1325"/>
           </w:tcPr>
           <w:p>
             <w:r>
@@ -535,61 +535,61 @@
         </w:tc>
         <w:tc>
           <w:tcPr>
-            <w:tcW w:type="dxa" w:w="1234"/>
+            <w:tcW w:type="dxa" w:w="1325"/>
           </w:tcPr>
           <w:p/>
         </w:tc>
         <w:tc>
           <w:tcPr>
-            <w:tcW w:type="dxa" w:w="1234"/>
+            <w:tcW w:type="dxa" w:w="1325"/>
           </w:tcPr>
           <w:p/>
         </w:tc>
         <w:tc>
           <w:tcPr>
-            <w:tcW w:type="dxa" w:w="1234"/>
+            <w:tcW w:type="dxa" w:w="1325"/>
           </w:tcPr>
           <w:p/>
         </w:tc>
         <w:tc>
           <w:tcPr>
-            <w:tcW w:type="dxa" w:w="1234"/>
+            <w:tcW w:type="dxa" w:w="1325"/>
           </w:tcPr>
           <w:p/>
         </w:tc>
         <w:tc>
           <w:tcPr>
-            <w:tcW w:type="dxa" w:w="1234"/>
+            <w:tcW w:type="dxa" w:w="1325"/>
           </w:tcPr>
           <w:p/>
         </w:tc>
         <w:tc>
           <w:tcPr>
-            <w:tcW w:type="dxa" w:w="1234"/>
+            <w:tcW w:type="dxa" w:w="1325"/>
           </w:tcPr>
           <w:p/>
         </w:tc>
         <w:tc>
           <w:tcPr>
-            <w:tcW w:type="dxa" w:w="1234"/>
+            <w:tcW w:type="dxa" w:w="1325"/>
           </w:tcPr>
           <w:p/>
         </w:tc>
         <w:tc>
           <w:tcPr>
-            <w:tcW w:type="dxa" w:w="1234"/>
+            <w:tcW w:type="dxa" w:w="1325"/>
           </w:tcPr>
           <w:p/>
         </w:tc>
         <w:tc>
           <w:tcPr>
-            <w:tcW w:type="dxa" w:w="1234"/>
+            <w:tcW w:type="dxa" w:w="1325"/>
           </w:tcPr>
           <w:p/>
         </w:tc>
         <w:tc>
           <w:tcPr>
-            <w:tcW w:type="dxa" w:w="1234"/>
+            <w:tcW w:type="dxa" w:w="1325"/>
           </w:tcPr>
           <w:p/>
         </w:tc>
@@ -597,7 +597,7 @@
       <w:tr>
         <w:tc>
           <w:tcPr>
-            <w:tcW w:type="dxa" w:w="1234"/>
+            <w:tcW w:type="dxa" w:w="1325"/>
           </w:tcPr>
           <w:p>
             <w:r>
@@ -611,61 +611,61 @@
         </w:tc>
         <w:tc>
           <w:tcPr>
-            <w:tcW w:type="dxa" w:w="1234"/>
+            <w:tcW w:type="dxa" w:w="1325"/>
           </w:tcPr>
           <w:p/>
         </w:tc>
         <w:tc>
           <w:tcPr>
-            <w:tcW w:type="dxa" w:w="1234"/>
+            <w:tcW w:type="dxa" w:w="1325"/>
           </w:tcPr>
           <w:p/>
         </w:tc>
         <w:tc>
           <w:tcPr>
-            <w:tcW w:type="dxa" w:w="1234"/>
+            <w:tcW w:type="dxa" w:w="1325"/>
           </w:tcPr>
           <w:p/>
         </w:tc>
         <w:tc>
           <w:tcPr>
-            <w:tcW w:type="dxa" w:w="1234"/>
+            <w:tcW w:type="dxa" w:w="1325"/>
           </w:tcPr>
           <w:p/>
         </w:tc>
         <w:tc>
           <w:tcPr>
-            <w:tcW w:type="dxa" w:w="1234"/>
+            <w:tcW w:type="dxa" w:w="1325"/>
           </w:tcPr>
           <w:p/>
         </w:tc>
         <w:tc>
           <w:tcPr>
-            <w:tcW w:type="dxa" w:w="1234"/>
+            <w:tcW w:type="dxa" w:w="1325"/>
           </w:tcPr>
           <w:p/>
         </w:tc>
         <w:tc>
           <w:tcPr>
-            <w:tcW w:type="dxa" w:w="1234"/>
+            <w:tcW w:type="dxa" w:w="1325"/>
           </w:tcPr>
           <w:p/>
         </w:tc>
         <w:tc>
           <w:tcPr>
-            <w:tcW w:type="dxa" w:w="1234"/>
+            <w:tcW w:type="dxa" w:w="1325"/>
           </w:tcPr>
           <w:p/>
         </w:tc>
         <w:tc>
           <w:tcPr>
-            <w:tcW w:type="dxa" w:w="1234"/>
+            <w:tcW w:type="dxa" w:w="1325"/>
           </w:tcPr>
           <w:p/>
         </w:tc>
         <w:tc>
           <w:tcPr>
-            <w:tcW w:type="dxa" w:w="1234"/>
+            <w:tcW w:type="dxa" w:w="1325"/>
           </w:tcPr>
           <w:p/>
         </w:tc>
@@ -673,7 +673,7 @@
       <w:tr>
         <w:tc>
           <w:tcPr>
-            <w:tcW w:type="dxa" w:w="1234"/>
+            <w:tcW w:type="dxa" w:w="1325"/>
           </w:tcPr>
           <w:p>
             <w:r>
@@ -687,61 +687,61 @@
         </w:tc>
         <w:tc>
           <w:tcPr>
-            <w:tcW w:type="dxa" w:w="1234"/>
+            <w:tcW w:type="dxa" w:w="1325"/>
           </w:tcPr>
           <w:p/>
         </w:tc>
         <w:tc>
           <w:tcPr>
-            <w:tcW w:type="dxa" w:w="1234"/>
+            <w:tcW w:type="dxa" w:w="1325"/>
           </w:tcPr>
           <w:p/>
         </w:tc>
         <w:tc>
           <w:tcPr>
-            <w:tcW w:type="dxa" w:w="1234"/>
+            <w:tcW w:type="dxa" w:w="1325"/>
           </w:tcPr>
           <w:p/>
         </w:tc>
         <w:tc>
           <w:tcPr>
-            <w:tcW w:type="dxa" w:w="1234"/>
+            <w:tcW w:type="dxa" w:w="1325"/>
           </w:tcPr>
           <w:p/>
         </w:tc>
         <w:tc>
           <w:tcPr>
-            <w:tcW w:type="dxa" w:w="1234"/>
+            <w:tcW w:type="dxa" w:w="1325"/>
           </w:tcPr>
           <w:p/>
         </w:tc>
         <w:tc>
           <w:tcPr>
-            <w:tcW w:type="dxa" w:w="1234"/>
+            <w:tcW w:type="dxa" w:w="1325"/>
           </w:tcPr>
           <w:p/>
         </w:tc>
         <w:tc>
           <w:tcPr>
-            <w:tcW w:type="dxa" w:w="1234"/>
+            <w:tcW w:type="dxa" w:w="1325"/>
           </w:tcPr>
           <w:p/>
         </w:tc>
         <w:tc>
           <w:tcPr>
-            <w:tcW w:type="dxa" w:w="1234"/>
+            <w:tcW w:type="dxa" w:w="1325"/>
           </w:tcPr>
           <w:p/>
         </w:tc>
         <w:tc>
           <w:tcPr>
-            <w:tcW w:type="dxa" w:w="1234"/>
+            <w:tcW w:type="dxa" w:w="1325"/>
           </w:tcPr>
           <w:p/>
         </w:tc>
         <w:tc>
           <w:tcPr>
-            <w:tcW w:type="dxa" w:w="1234"/>
+            <w:tcW w:type="dxa" w:w="1325"/>
           </w:tcPr>
           <w:p/>
         </w:tc>
@@ -749,7 +749,7 @@
       <w:tr>
         <w:tc>
           <w:tcPr>
-            <w:tcW w:type="dxa" w:w="1234"/>
+            <w:tcW w:type="dxa" w:w="1325"/>
           </w:tcPr>
           <w:p>
             <w:r>
@@ -763,61 +763,61 @@
         </w:tc>
         <w:tc>
           <w:tcPr>
-            <w:tcW w:type="dxa" w:w="1234"/>
+            <w:tcW w:type="dxa" w:w="1325"/>
           </w:tcPr>
           <w:p/>
         </w:tc>
         <w:tc>
           <w:tcPr>
-            <w:tcW w:type="dxa" w:w="1234"/>
+            <w:tcW w:type="dxa" w:w="1325"/>
           </w:tcPr>
           <w:p/>
         </w:tc>
         <w:tc>
           <w:tcPr>
-            <w:tcW w:type="dxa" w:w="1234"/>
+            <w:tcW w:type="dxa" w:w="1325"/>
           </w:tcPr>
           <w:p/>
         </w:tc>
         <w:tc>
           <w:tcPr>
-            <w:tcW w:type="dxa" w:w="1234"/>
+            <w:tcW w:type="dxa" w:w="1325"/>
           </w:tcPr>
           <w:p/>
         </w:tc>
         <w:tc>
           <w:tcPr>
-            <w:tcW w:type="dxa" w:w="1234"/>
+            <w:tcW w:type="dxa" w:w="1325"/>
           </w:tcPr>
           <w:p/>
         </w:tc>
         <w:tc>
           <w:tcPr>
-            <w:tcW w:type="dxa" w:w="1234"/>
+            <w:tcW w:type="dxa" w:w="1325"/>
           </w:tcPr>
           <w:p/>
         </w:tc>
         <w:tc>
           <w:tcPr>
-            <w:tcW w:type="dxa" w:w="1234"/>
+            <w:tcW w:type="dxa" w:w="1325"/>
           </w:tcPr>
           <w:p/>
         </w:tc>
         <w:tc>
           <w:tcPr>
-            <w:tcW w:type="dxa" w:w="1234"/>
+            <w:tcW w:type="dxa" w:w="1325"/>
           </w:tcPr>
           <w:p/>
         </w:tc>
         <w:tc>
           <w:tcPr>
-            <w:tcW w:type="dxa" w:w="1234"/>
+            <w:tcW w:type="dxa" w:w="1325"/>
           </w:tcPr>
           <w:p/>
         </w:tc>
         <w:tc>
           <w:tcPr>
-            <w:tcW w:type="dxa" w:w="1234"/>
+            <w:tcW w:type="dxa" w:w="1325"/>
           </w:tcPr>
           <w:p/>
         </w:tc>
@@ -825,7 +825,7 @@
       <w:tr>
         <w:tc>
           <w:tcPr>
-            <w:tcW w:type="dxa" w:w="1234"/>
+            <w:tcW w:type="dxa" w:w="1325"/>
           </w:tcPr>
           <w:p>
             <w:r>
@@ -839,61 +839,61 @@
         </w:tc>
         <w:tc>
           <w:tcPr>
-            <w:tcW w:type="dxa" w:w="1234"/>
+            <w:tcW w:type="dxa" w:w="1325"/>
           </w:tcPr>
           <w:p/>
         </w:tc>
         <w:tc>
           <w:tcPr>
-            <w:tcW w:type="dxa" w:w="1234"/>
+            <w:tcW w:type="dxa" w:w="1325"/>
           </w:tcPr>
           <w:p/>
         </w:tc>
         <w:tc>
           <w:tcPr>
-            <w:tcW w:type="dxa" w:w="1234"/>
+            <w:tcW w:type="dxa" w:w="1325"/>
           </w:tcPr>
           <w:p/>
         </w:tc>
         <w:tc>
           <w:tcPr>
-            <w:tcW w:type="dxa" w:w="1234"/>
+            <w:tcW w:type="dxa" w:w="1325"/>
           </w:tcPr>
           <w:p/>
         </w:tc>
         <w:tc>
           <w:tcPr>
-            <w:tcW w:type="dxa" w:w="1234"/>
+            <w:tcW w:type="dxa" w:w="1325"/>
           </w:tcPr>
           <w:p/>
         </w:tc>
         <w:tc>
           <w:tcPr>
-            <w:tcW w:type="dxa" w:w="1234"/>
+            <w:tcW w:type="dxa" w:w="1325"/>
           </w:tcPr>
           <w:p/>
         </w:tc>
         <w:tc>
           <w:tcPr>
-            <w:tcW w:type="dxa" w:w="1234"/>
+            <w:tcW w:type="dxa" w:w="1325"/>
           </w:tcPr>
           <w:p/>
         </w:tc>
         <w:tc>
           <w:tcPr>
-            <w:tcW w:type="dxa" w:w="1234"/>
+            <w:tcW w:type="dxa" w:w="1325"/>
           </w:tcPr>
           <w:p/>
         </w:tc>
         <w:tc>
           <w:tcPr>
-            <w:tcW w:type="dxa" w:w="1234"/>
+            <w:tcW w:type="dxa" w:w="1325"/>
           </w:tcPr>
           <w:p/>
         </w:tc>
         <w:tc>
           <w:tcPr>
-            <w:tcW w:type="dxa" w:w="1234"/>
+            <w:tcW w:type="dxa" w:w="1325"/>
           </w:tcPr>
           <w:p/>
         </w:tc>
@@ -901,7 +901,7 @@
       <w:tr>
         <w:tc>
           <w:tcPr>
-            <w:tcW w:type="dxa" w:w="1234"/>
+            <w:tcW w:type="dxa" w:w="1325"/>
           </w:tcPr>
           <w:p>
             <w:r>
@@ -915,61 +915,61 @@
         </w:tc>
         <w:tc>
           <w:tcPr>
-            <w:tcW w:type="dxa" w:w="1234"/>
+            <w:tcW w:type="dxa" w:w="1325"/>
           </w:tcPr>
           <w:p/>
         </w:tc>
         <w:tc>
           <w:tcPr>
-            <w:tcW w:type="dxa" w:w="1234"/>
+            <w:tcW w:type="dxa" w:w="1325"/>
           </w:tcPr>
           <w:p/>
         </w:tc>
         <w:tc>
           <w:tcPr>
-            <w:tcW w:type="dxa" w:w="1234"/>
+            <w:tcW w:type="dxa" w:w="1325"/>
           </w:tcPr>
           <w:p/>
         </w:tc>
         <w:tc>
           <w:tcPr>
-            <w:tcW w:type="dxa" w:w="1234"/>
+            <w:tcW w:type="dxa" w:w="1325"/>
           </w:tcPr>
           <w:p/>
         </w:tc>
         <w:tc>
           <w:tcPr>
-            <w:tcW w:type="dxa" w:w="1234"/>
+            <w:tcW w:type="dxa" w:w="1325"/>
           </w:tcPr>
           <w:p/>
         </w:tc>
         <w:tc>
           <w:tcPr>
-            <w:tcW w:type="dxa" w:w="1234"/>
+            <w:tcW w:type="dxa" w:w="1325"/>
           </w:tcPr>
           <w:p/>
         </w:tc>
         <w:tc>
           <w:tcPr>
-            <w:tcW w:type="dxa" w:w="1234"/>
+            <w:tcW w:type="dxa" w:w="1325"/>
           </w:tcPr>
           <w:p/>
         </w:tc>
         <w:tc>
           <w:tcPr>
-            <w:tcW w:type="dxa" w:w="1234"/>
+            <w:tcW w:type="dxa" w:w="1325"/>
           </w:tcPr>
           <w:p/>
         </w:tc>
         <w:tc>
           <w:tcPr>
-            <w:tcW w:type="dxa" w:w="1234"/>
+            <w:tcW w:type="dxa" w:w="1325"/>
           </w:tcPr>
           <w:p/>
         </w:tc>
         <w:tc>
           <w:tcPr>
-            <w:tcW w:type="dxa" w:w="1234"/>
+            <w:tcW w:type="dxa" w:w="1325"/>
           </w:tcPr>
           <w:p/>
         </w:tc>
@@ -977,7 +977,7 @@
       <w:tr>
         <w:tc>
           <w:tcPr>
-            <w:tcW w:type="dxa" w:w="1234"/>
+            <w:tcW w:type="dxa" w:w="1325"/>
           </w:tcPr>
           <w:p>
             <w:r>
@@ -991,61 +991,61 @@
         </w:tc>
         <w:tc>
           <w:tcPr>
-            <w:tcW w:type="dxa" w:w="1234"/>
+            <w:tcW w:type="dxa" w:w="1325"/>
           </w:tcPr>
           <w:p/>
         </w:tc>
         <w:tc>
           <w:tcPr>
-            <w:tcW w:type="dxa" w:w="1234"/>
+            <w:tcW w:type="dxa" w:w="1325"/>
           </w:tcPr>
           <w:p/>
         </w:tc>
         <w:tc>
           <w:tcPr>
-            <w:tcW w:type="dxa" w:w="1234"/>
+            <w:tcW w:type="dxa" w:w="1325"/>
           </w:tcPr>
           <w:p/>
         </w:tc>
         <w:tc>
           <w:tcPr>
-            <w:tcW w:type="dxa" w:w="1234"/>
+            <w:tcW w:type="dxa" w:w="1325"/>
           </w:tcPr>
           <w:p/>
         </w:tc>
         <w:tc>
           <w:tcPr>
-            <w:tcW w:type="dxa" w:w="1234"/>
+            <w:tcW w:type="dxa" w:w="1325"/>
           </w:tcPr>
           <w:p/>
         </w:tc>
         <w:tc>
           <w:tcPr>
-            <w:tcW w:type="dxa" w:w="1234"/>
+            <w:tcW w:type="dxa" w:w="1325"/>
           </w:tcPr>
           <w:p/>
         </w:tc>
         <w:tc>
           <w:tcPr>
-            <w:tcW w:type="dxa" w:w="1234"/>
+            <w:tcW w:type="dxa" w:w="1325"/>
           </w:tcPr>
           <w:p/>
         </w:tc>
         <w:tc>
           <w:tcPr>
-            <w:tcW w:type="dxa" w:w="1234"/>
+            <w:tcW w:type="dxa" w:w="1325"/>
           </w:tcPr>
           <w:p/>
         </w:tc>
         <w:tc>
           <w:tcPr>
-            <w:tcW w:type="dxa" w:w="1234"/>
+            <w:tcW w:type="dxa" w:w="1325"/>
           </w:tcPr>
           <w:p/>
         </w:tc>
         <w:tc>
           <w:tcPr>
-            <w:tcW w:type="dxa" w:w="1234"/>
+            <w:tcW w:type="dxa" w:w="1325"/>
           </w:tcPr>
           <w:p/>
         </w:tc>
@@ -1053,7 +1053,7 @@
       <w:tr>
         <w:tc>
           <w:tcPr>
-            <w:tcW w:type="dxa" w:w="1234"/>
+            <w:tcW w:type="dxa" w:w="1325"/>
           </w:tcPr>
           <w:p>
             <w:r>
@@ -1067,61 +1067,61 @@
         </w:tc>
         <w:tc>
           <w:tcPr>
-            <w:tcW w:type="dxa" w:w="1234"/>
+            <w:tcW w:type="dxa" w:w="1325"/>
           </w:tcPr>
           <w:p/>
         </w:tc>
         <w:tc>
           <w:tcPr>
-            <w:tcW w:type="dxa" w:w="1234"/>
+            <w:tcW w:type="dxa" w:w="1325"/>
           </w:tcPr>
           <w:p/>
         </w:tc>
         <w:tc>
           <w:tcPr>
-            <w:tcW w:type="dxa" w:w="1234"/>
+            <w:tcW w:type="dxa" w:w="1325"/>
           </w:tcPr>
           <w:p/>
         </w:tc>
         <w:tc>
           <w:tcPr>
-            <w:tcW w:type="dxa" w:w="1234"/>
+            <w:tcW w:type="dxa" w:w="1325"/>
           </w:tcPr>
           <w:p/>
         </w:tc>
         <w:tc>
           <w:tcPr>
-            <w:tcW w:type="dxa" w:w="1234"/>
+            <w:tcW w:type="dxa" w:w="1325"/>
           </w:tcPr>
           <w:p/>
         </w:tc>
         <w:tc>
           <w:tcPr>
-            <w:tcW w:type="dxa" w:w="1234"/>
+            <w:tcW w:type="dxa" w:w="1325"/>
           </w:tcPr>
           <w:p/>
         </w:tc>
         <w:tc>
           <w:tcPr>
-            <w:tcW w:type="dxa" w:w="1234"/>
+            <w:tcW w:type="dxa" w:w="1325"/>
           </w:tcPr>
           <w:p/>
         </w:tc>
         <w:tc>
           <w:tcPr>
-            <w:tcW w:type="dxa" w:w="1234"/>
+            <w:tcW w:type="dxa" w:w="1325"/>
           </w:tcPr>
           <w:p/>
         </w:tc>
         <w:tc>
           <w:tcPr>
-            <w:tcW w:type="dxa" w:w="1234"/>
+            <w:tcW w:type="dxa" w:w="1325"/>
           </w:tcPr>
           <w:p/>
         </w:tc>
         <w:tc>
           <w:tcPr>
-            <w:tcW w:type="dxa" w:w="1234"/>
+            <w:tcW w:type="dxa" w:w="1325"/>
           </w:tcPr>
           <w:p/>
         </w:tc>
@@ -1129,7 +1129,7 @@
       <w:tr>
         <w:tc>
           <w:tcPr>
-            <w:tcW w:type="dxa" w:w="1234"/>
+            <w:tcW w:type="dxa" w:w="1325"/>
           </w:tcPr>
           <w:p>
             <w:r>
@@ -1143,61 +1143,61 @@
         </w:tc>
         <w:tc>
           <w:tcPr>
-            <w:tcW w:type="dxa" w:w="1234"/>
+            <w:tcW w:type="dxa" w:w="1325"/>
           </w:tcPr>
           <w:p/>
         </w:tc>
         <w:tc>
           <w:tcPr>
-            <w:tcW w:type="dxa" w:w="1234"/>
+            <w:tcW w:type="dxa" w:w="1325"/>
           </w:tcPr>
           <w:p/>
         </w:tc>
         <w:tc>
           <w:tcPr>
-            <w:tcW w:type="dxa" w:w="1234"/>
+            <w:tcW w:type="dxa" w:w="1325"/>
           </w:tcPr>
           <w:p/>
         </w:tc>
         <w:tc>
           <w:tcPr>
-            <w:tcW w:type="dxa" w:w="1234"/>
+            <w:tcW w:type="dxa" w:w="1325"/>
           </w:tcPr>
           <w:p/>
         </w:tc>
         <w:tc>
           <w:tcPr>
-            <w:tcW w:type="dxa" w:w="1234"/>
+            <w:tcW w:type="dxa" w:w="1325"/>
           </w:tcPr>
           <w:p/>
         </w:tc>
         <w:tc>
           <w:tcPr>
-            <w:tcW w:type="dxa" w:w="1234"/>
+            <w:tcW w:type="dxa" w:w="1325"/>
           </w:tcPr>
           <w:p/>
         </w:tc>
         <w:tc>
           <w:tcPr>
-            <w:tcW w:type="dxa" w:w="1234"/>
+            <w:tcW w:type="dxa" w:w="1325"/>
           </w:tcPr>
           <w:p/>
         </w:tc>
         <w:tc>
           <w:tcPr>
-            <w:tcW w:type="dxa" w:w="1234"/>
+            <w:tcW w:type="dxa" w:w="1325"/>
           </w:tcPr>
           <w:p/>
         </w:tc>
         <w:tc>
           <w:tcPr>
-            <w:tcW w:type="dxa" w:w="1234"/>
+            <w:tcW w:type="dxa" w:w="1325"/>
           </w:tcPr>
           <w:p/>
         </w:tc>
         <w:tc>
           <w:tcPr>
-            <w:tcW w:type="dxa" w:w="1234"/>
+            <w:tcW w:type="dxa" w:w="1325"/>
           </w:tcPr>
           <w:p/>
         </w:tc>
@@ -1427,9 +1427,9 @@
         <w:tblLook w:firstColumn="1" w:firstRow="1" w:lastColumn="0" w:lastRow="0" w:noHBand="0" w:noVBand="1" w:val="04A0"/>
       </w:tblPr>
       <w:tblGrid>
-        <w:gridCol w:w="4524"/>
-        <w:gridCol w:w="4524"/>
-        <w:gridCol w:w="4524"/>
+        <w:gridCol w:w="4857"/>
+        <w:gridCol w:w="4857"/>
+        <w:gridCol w:w="4857"/>
       </w:tblGrid>
       <w:tr>
         <w:trPr>
@@ -1437,7 +1437,7 @@
         </w:trPr>
         <w:tc>
           <w:tcPr>
-            <w:tcW w:type="dxa" w:w="4524"/>
+            <w:tcW w:type="dxa" w:w="4857"/>
           </w:tcPr>
           <w:p>
             <w:r>
@@ -1452,7 +1452,7 @@
         </w:tc>
         <w:tc>
           <w:tcPr>
-            <w:tcW w:type="dxa" w:w="4524"/>
+            <w:tcW w:type="dxa" w:w="4857"/>
           </w:tcPr>
           <w:p>
             <w:r>
@@ -1467,7 +1467,7 @@
         </w:tc>
         <w:tc>
           <w:tcPr>
-            <w:tcW w:type="dxa" w:w="4524"/>
+            <w:tcW w:type="dxa" w:w="4857"/>
           </w:tcPr>
           <w:p>
             <w:r>
@@ -1484,7 +1484,7 @@
       <w:tr>
         <w:tc>
           <w:tcPr>
-            <w:tcW w:type="dxa" w:w="4524"/>
+            <w:tcW w:type="dxa" w:w="4857"/>
           </w:tcPr>
           <w:p>
             <w:r>
@@ -1498,7 +1498,7 @@
         </w:tc>
         <w:tc>
           <w:tcPr>
-            <w:tcW w:type="dxa" w:w="4524"/>
+            <w:tcW w:type="dxa" w:w="4857"/>
           </w:tcPr>
           <w:p>
             <w:r>
@@ -1512,7 +1512,7 @@
         </w:tc>
         <w:tc>
           <w:tcPr>
-            <w:tcW w:type="dxa" w:w="4524"/>
+            <w:tcW w:type="dxa" w:w="4857"/>
           </w:tcPr>
           <w:p>
             <w:r>
@@ -1528,7 +1528,7 @@
       <w:tr>
         <w:tc>
           <w:tcPr>
-            <w:tcW w:type="dxa" w:w="4524"/>
+            <w:tcW w:type="dxa" w:w="4857"/>
           </w:tcPr>
           <w:p>
             <w:r>
@@ -1542,7 +1542,7 @@
         </w:tc>
         <w:tc>
           <w:tcPr>
-            <w:tcW w:type="dxa" w:w="4524"/>
+            <w:tcW w:type="dxa" w:w="4857"/>
           </w:tcPr>
           <w:p>
             <w:r>
@@ -1556,7 +1556,7 @@
         </w:tc>
         <w:tc>
           <w:tcPr>
-            <w:tcW w:type="dxa" w:w="4524"/>
+            <w:tcW w:type="dxa" w:w="4857"/>
           </w:tcPr>
           <w:p>
             <w:r>
@@ -1572,7 +1572,7 @@
       <w:tr>
         <w:tc>
           <w:tcPr>
-            <w:tcW w:type="dxa" w:w="4524"/>
+            <w:tcW w:type="dxa" w:w="4857"/>
           </w:tcPr>
           <w:p>
             <w:r>
@@ -1586,7 +1586,7 @@
         </w:tc>
         <w:tc>
           <w:tcPr>
-            <w:tcW w:type="dxa" w:w="4524"/>
+            <w:tcW w:type="dxa" w:w="4857"/>
           </w:tcPr>
           <w:p>
             <w:r>
@@ -1600,7 +1600,7 @@
         </w:tc>
         <w:tc>
           <w:tcPr>
-            <w:tcW w:type="dxa" w:w="4524"/>
+            <w:tcW w:type="dxa" w:w="4857"/>
           </w:tcPr>
           <w:p>
             <w:r>
@@ -1616,7 +1616,7 @@
       <w:tr>
         <w:tc>
           <w:tcPr>
-            <w:tcW w:type="dxa" w:w="4524"/>
+            <w:tcW w:type="dxa" w:w="4857"/>
           </w:tcPr>
           <w:p>
             <w:r>
@@ -1630,7 +1630,7 @@
         </w:tc>
         <w:tc>
           <w:tcPr>
-            <w:tcW w:type="dxa" w:w="4524"/>
+            <w:tcW w:type="dxa" w:w="4857"/>
           </w:tcPr>
           <w:p>
             <w:r>
@@ -1644,7 +1644,7 @@
         </w:tc>
         <w:tc>
           <w:tcPr>
-            <w:tcW w:type="dxa" w:w="4524"/>
+            <w:tcW w:type="dxa" w:w="4857"/>
           </w:tcPr>
           <w:p>
             <w:r>
@@ -1660,7 +1660,7 @@
       <w:tr>
         <w:tc>
           <w:tcPr>
-            <w:tcW w:type="dxa" w:w="4524"/>
+            <w:tcW w:type="dxa" w:w="4857"/>
           </w:tcPr>
           <w:p>
             <w:r>
@@ -1674,7 +1674,7 @@
         </w:tc>
         <w:tc>
           <w:tcPr>
-            <w:tcW w:type="dxa" w:w="4524"/>
+            <w:tcW w:type="dxa" w:w="4857"/>
           </w:tcPr>
           <w:p>
             <w:r>
@@ -1688,7 +1688,7 @@
         </w:tc>
         <w:tc>
           <w:tcPr>
-            <w:tcW w:type="dxa" w:w="4524"/>
+            <w:tcW w:type="dxa" w:w="4857"/>
           </w:tcPr>
           <w:p>
             <w:r>
@@ -1704,7 +1704,7 @@
       <w:tr>
         <w:tc>
           <w:tcPr>
-            <w:tcW w:type="dxa" w:w="4524"/>
+            <w:tcW w:type="dxa" w:w="4857"/>
           </w:tcPr>
           <w:p>
             <w:r>
@@ -1718,7 +1718,7 @@
         </w:tc>
         <w:tc>
           <w:tcPr>
-            <w:tcW w:type="dxa" w:w="4524"/>
+            <w:tcW w:type="dxa" w:w="4857"/>
           </w:tcPr>
           <w:p>
             <w:r>
@@ -1732,7 +1732,7 @@
         </w:tc>
         <w:tc>
           <w:tcPr>
-            <w:tcW w:type="dxa" w:w="4524"/>
+            <w:tcW w:type="dxa" w:w="4857"/>
           </w:tcPr>
           <w:p>
             <w:r>
@@ -1748,7 +1748,7 @@
       <w:tr>
         <w:tc>
           <w:tcPr>
-            <w:tcW w:type="dxa" w:w="4524"/>
+            <w:tcW w:type="dxa" w:w="4857"/>
           </w:tcPr>
           <w:p>
             <w:r>
@@ -1762,7 +1762,7 @@
         </w:tc>
         <w:tc>
           <w:tcPr>
-            <w:tcW w:type="dxa" w:w="4524"/>
+            <w:tcW w:type="dxa" w:w="4857"/>
           </w:tcPr>
           <w:p>
             <w:r>
@@ -1776,7 +1776,7 @@
         </w:tc>
         <w:tc>
           <w:tcPr>
-            <w:tcW w:type="dxa" w:w="4524"/>
+            <w:tcW w:type="dxa" w:w="4857"/>
           </w:tcPr>
           <w:p>
             <w:r>
@@ -1792,7 +1792,7 @@
       <w:tr>
         <w:tc>
           <w:tcPr>
-            <w:tcW w:type="dxa" w:w="4524"/>
+            <w:tcW w:type="dxa" w:w="4857"/>
           </w:tcPr>
           <w:p>
             <w:r>
@@ -1806,7 +1806,7 @@
         </w:tc>
         <w:tc>
           <w:tcPr>
-            <w:tcW w:type="dxa" w:w="4524"/>
+            <w:tcW w:type="dxa" w:w="4857"/>
           </w:tcPr>
           <w:p>
             <w:r>
@@ -1820,7 +1820,7 @@
         </w:tc>
         <w:tc>
           <w:tcPr>
-            <w:tcW w:type="dxa" w:w="4524"/>
+            <w:tcW w:type="dxa" w:w="4857"/>
           </w:tcPr>
           <w:p>
             <w:r>
@@ -1836,7 +1836,7 @@
       <w:tr>
         <w:tc>
           <w:tcPr>
-            <w:tcW w:type="dxa" w:w="4524"/>
+            <w:tcW w:type="dxa" w:w="4857"/>
           </w:tcPr>
           <w:p>
             <w:r>
@@ -1850,7 +1850,7 @@
         </w:tc>
         <w:tc>
           <w:tcPr>
-            <w:tcW w:type="dxa" w:w="4524"/>
+            <w:tcW w:type="dxa" w:w="4857"/>
           </w:tcPr>
           <w:p>
             <w:r>
@@ -1864,7 +1864,7 @@
         </w:tc>
         <w:tc>
           <w:tcPr>
-            <w:tcW w:type="dxa" w:w="4524"/>
+            <w:tcW w:type="dxa" w:w="4857"/>
           </w:tcPr>
           <w:p>
             <w:r>
@@ -1880,7 +1880,7 @@
       <w:tr>
         <w:tc>
           <w:tcPr>
-            <w:tcW w:type="dxa" w:w="4524"/>
+            <w:tcW w:type="dxa" w:w="4857"/>
           </w:tcPr>
           <w:p>
             <w:r>
@@ -1894,7 +1894,7 @@
         </w:tc>
         <w:tc>
           <w:tcPr>
-            <w:tcW w:type="dxa" w:w="4524"/>
+            <w:tcW w:type="dxa" w:w="4857"/>
           </w:tcPr>
           <w:p>
             <w:r>
@@ -1908,7 +1908,7 @@
         </w:tc>
         <w:tc>
           <w:tcPr>
-            <w:tcW w:type="dxa" w:w="4524"/>
+            <w:tcW w:type="dxa" w:w="4857"/>
           </w:tcPr>
           <w:p>
             <w:r>
@@ -1924,7 +1924,7 @@
       <w:tr>
         <w:tc>
           <w:tcPr>
-            <w:tcW w:type="dxa" w:w="4524"/>
+            <w:tcW w:type="dxa" w:w="4857"/>
           </w:tcPr>
           <w:p>
             <w:r>
@@ -1938,7 +1938,7 @@
         </w:tc>
         <w:tc>
           <w:tcPr>
-            <w:tcW w:type="dxa" w:w="4524"/>
+            <w:tcW w:type="dxa" w:w="4857"/>
           </w:tcPr>
           <w:p>
             <w:r>
@@ -1952,7 +1952,7 @@
         </w:tc>
         <w:tc>
           <w:tcPr>
-            <w:tcW w:type="dxa" w:w="4524"/>
+            <w:tcW w:type="dxa" w:w="4857"/>
           </w:tcPr>
           <w:p>
             <w:r>
@@ -1968,7 +1968,7 @@
       <w:tr>
         <w:tc>
           <w:tcPr>
-            <w:tcW w:type="dxa" w:w="4524"/>
+            <w:tcW w:type="dxa" w:w="4857"/>
           </w:tcPr>
           <w:p>
             <w:r>
@@ -1982,7 +1982,7 @@
         </w:tc>
         <w:tc>
           <w:tcPr>
-            <w:tcW w:type="dxa" w:w="4524"/>
+            <w:tcW w:type="dxa" w:w="4857"/>
           </w:tcPr>
           <w:p>
             <w:r>
@@ -1996,7 +1996,7 @@
         </w:tc>
         <w:tc>
           <w:tcPr>
-            <w:tcW w:type="dxa" w:w="4524"/>
+            <w:tcW w:type="dxa" w:w="4857"/>
           </w:tcPr>
           <w:p>
             <w:r>
@@ -2012,7 +2012,7 @@
       <w:tr>
         <w:tc>
           <w:tcPr>
-            <w:tcW w:type="dxa" w:w="4524"/>
+            <w:tcW w:type="dxa" w:w="4857"/>
           </w:tcPr>
           <w:p>
             <w:r>
@@ -2026,7 +2026,7 @@
         </w:tc>
         <w:tc>
           <w:tcPr>
-            <w:tcW w:type="dxa" w:w="4524"/>
+            <w:tcW w:type="dxa" w:w="4857"/>
           </w:tcPr>
           <w:p>
             <w:r>
@@ -2040,7 +2040,7 @@
         </w:tc>
         <w:tc>
           <w:tcPr>
-            <w:tcW w:type="dxa" w:w="4524"/>
+            <w:tcW w:type="dxa" w:w="4857"/>
           </w:tcPr>
           <w:p>
             <w:r>
@@ -2056,7 +2056,7 @@
       <w:tr>
         <w:tc>
           <w:tcPr>
-            <w:tcW w:type="dxa" w:w="4524"/>
+            <w:tcW w:type="dxa" w:w="4857"/>
           </w:tcPr>
           <w:p>
             <w:r>
@@ -2070,7 +2070,7 @@
         </w:tc>
         <w:tc>
           <w:tcPr>
-            <w:tcW w:type="dxa" w:w="4524"/>
+            <w:tcW w:type="dxa" w:w="4857"/>
           </w:tcPr>
           <w:p>
             <w:r>
@@ -2084,7 +2084,7 @@
         </w:tc>
         <w:tc>
           <w:tcPr>
-            <w:tcW w:type="dxa" w:w="4524"/>
+            <w:tcW w:type="dxa" w:w="4857"/>
           </w:tcPr>
           <w:p>
             <w:r>
@@ -2100,7 +2100,7 @@
       <w:tr>
         <w:tc>
           <w:tcPr>
-            <w:tcW w:type="dxa" w:w="4524"/>
+            <w:tcW w:type="dxa" w:w="4857"/>
           </w:tcPr>
           <w:p>
             <w:r>
@@ -2114,7 +2114,7 @@
         </w:tc>
         <w:tc>
           <w:tcPr>
-            <w:tcW w:type="dxa" w:w="4524"/>
+            <w:tcW w:type="dxa" w:w="4857"/>
           </w:tcPr>
           <w:p>
             <w:r>
@@ -2128,7 +2128,7 @@
         </w:tc>
         <w:tc>
           <w:tcPr>
-            <w:tcW w:type="dxa" w:w="4524"/>
+            <w:tcW w:type="dxa" w:w="4857"/>
           </w:tcPr>
           <w:p>
             <w:r>
@@ -2144,7 +2144,7 @@
       <w:tr>
         <w:tc>
           <w:tcPr>
-            <w:tcW w:type="dxa" w:w="4524"/>
+            <w:tcW w:type="dxa" w:w="4857"/>
           </w:tcPr>
           <w:p>
             <w:r>
@@ -2158,7 +2158,7 @@
         </w:tc>
         <w:tc>
           <w:tcPr>
-            <w:tcW w:type="dxa" w:w="4524"/>
+            <w:tcW w:type="dxa" w:w="4857"/>
           </w:tcPr>
           <w:p>
             <w:r>
@@ -2172,7 +2172,7 @@
         </w:tc>
         <w:tc>
           <w:tcPr>
-            <w:tcW w:type="dxa" w:w="4524"/>
+            <w:tcW w:type="dxa" w:w="4857"/>
           </w:tcPr>
           <w:p>
             <w:r>
@@ -2206,7 +2206,7 @@
       </w:r>
     </w:p>
     <w:sectPr>
-      <w:pgSz w:w="15840" w:h="12240" w:orient="landscape"/>
+      <w:pgSz w:w="16838" w:h="11906" w:orient="landscape"/>
       <w:pgMar w:top="1134" w:right="850" w:bottom="1134" w:left="1417" w:header="720" w:footer="720" w:gutter="0"/>
       <w:cols w:space="720"/>
       <w:docGrid w:linePitch="360"/>

--- a/_build/docx/04_Шаблоны_управления_отделом/3_Рабочий_журнал_отдела.docx
+++ b/_build/docx/04_Шаблоны_управления_отделом/3_Рабочий_журнал_отдела.docx
@@ -2193,7 +2193,15 @@
           <w:rFonts w:ascii="Times New Roman" w:hAnsi="Times New Roman"/>
           <w:i/>
         </w:rPr>
-        <w:t>Типовые повторяющиеся замечания выписывайте в **Памятку типовых замечаний</w:t>
+        <w:t xml:space="preserve">Типовые повторяющиеся замечания выписывайте в </w:t>
+      </w:r>
+      <w:r>
+        <w:rPr>
+          <w:rFonts w:ascii="Times New Roman" w:hAnsi="Times New Roman"/>
+          <w:b/>
+          <w:i/>
+        </w:rPr>
+        <w:t>Памятку типовых замечаний</w:t>
       </w:r>
     </w:p>
     <w:p>
@@ -2202,7 +2210,15 @@
           <w:rFonts w:ascii="Times New Roman" w:hAnsi="Times New Roman"/>
           <w:i/>
         </w:rPr>
-        <w:t>нормоконтроля** — это сокращает время проверки следующих комплектов.</w:t>
+        <w:t>нормоконтроля</w:t>
+      </w:r>
+      <w:r>
+        <w:rPr>
+          <w:rFonts w:ascii="Times New Roman" w:hAnsi="Times New Roman"/>
+          <w:b/>
+          <w:i/>
+        </w:rPr>
+        <w:t xml:space="preserve"> — это сокращает время проверки следующих комплектов.</w:t>
       </w:r>
     </w:p>
     <w:sectPr>

--- a/_build/docx/04_Шаблоны_управления_отделом/3_Рабочий_журнал_отдела.docx
+++ b/_build/docx/04_Шаблоны_управления_отделом/3_Рабочий_журнал_отдела.docx
@@ -1506,7 +1506,7 @@
                 <w:rFonts w:ascii="Times New Roman" w:hAnsi="Times New Roman"/>
                 <w:sz w:val="22"/>
               </w:rPr>
-              <w:t>Оформление листа: формат, рамка, основная надпись (штамп), шрифты, линии, масштабы</w:t>
+              <w:t>Модель: коллизии проверены, номенклатура марок оптимизирована</w:t>
             </w:r>
           </w:p>
         </w:tc>
@@ -1520,7 +1520,7 @@
                 <w:rFonts w:ascii="Times New Roman" w:hAnsi="Times New Roman"/>
                 <w:sz w:val="22"/>
               </w:rPr>
-              <w:t>3.1–3.5</w:t>
+              <w:t>4.4, 4.6</w:t>
             </w:r>
           </w:p>
         </w:tc>
@@ -1550,7 +1550,7 @@
                 <w:rFonts w:ascii="Times New Roman" w:hAnsi="Times New Roman"/>
                 <w:sz w:val="22"/>
               </w:rPr>
-              <w:t>Таблица изменений в основной надписи заполнена</w:t>
+              <w:t>Состав и порядок листов комплекта</w:t>
             </w:r>
           </w:p>
         </w:tc>
@@ -1564,7 +1564,7 @@
                 <w:rFonts w:ascii="Times New Roman" w:hAnsi="Times New Roman"/>
                 <w:sz w:val="22"/>
               </w:rPr>
-              <w:t>3.2.1</w:t>
+              <w:t>5.2</w:t>
             </w:r>
           </w:p>
         </w:tc>
@@ -1594,7 +1594,7 @@
                 <w:rFonts w:ascii="Times New Roman" w:hAnsi="Times New Roman"/>
                 <w:sz w:val="22"/>
               </w:rPr>
-              <w:t>Компоновка изображений на листе, обозначения видов и разрезов</w:t>
+              <w:t>Маркировка отправочных марок (К, Б, Ф, СВ, СГ …)</w:t>
             </w:r>
           </w:p>
         </w:tc>
@@ -1608,7 +1608,7 @@
                 <w:rFonts w:ascii="Times New Roman" w:hAnsi="Times New Roman"/>
                 <w:sz w:val="22"/>
               </w:rPr>
-              <w:t>4.1–4.3</w:t>
+              <w:t>5.5</w:t>
             </w:r>
           </w:p>
         </w:tc>
@@ -1638,7 +1638,7 @@
                 <w:rFonts w:ascii="Times New Roman" w:hAnsi="Times New Roman"/>
                 <w:sz w:val="22"/>
               </w:rPr>
-              <w:t>Полнота: минимально необходимый набор изображений, узлы, разрезы</w:t>
+              <w:t>Оформление листа: формат, рамка, штамп, шрифты, линии, масштабы</w:t>
             </w:r>
           </w:p>
         </w:tc>
@@ -1652,7 +1652,7 @@
                 <w:rFonts w:ascii="Times New Roman" w:hAnsi="Times New Roman"/>
                 <w:sz w:val="22"/>
               </w:rPr>
-              <w:t>5.1–5.3</w:t>
+              <w:t>6.1–6.5</w:t>
             </w:r>
           </w:p>
         </w:tc>
@@ -1682,7 +1682,7 @@
                 <w:rFonts w:ascii="Times New Roman" w:hAnsi="Times New Roman"/>
                 <w:sz w:val="22"/>
               </w:rPr>
-              <w:t>Размерная сетка и маркировка элементов</w:t>
+              <w:t>Штамп: графы заполнены, подписи Разраб. / Нач. констр. / Н. контроль / Гл. инженер</w:t>
             </w:r>
           </w:p>
         </w:tc>
@@ -1696,7 +1696,7 @@
                 <w:rFonts w:ascii="Times New Roman" w:hAnsi="Times New Roman"/>
                 <w:sz w:val="22"/>
               </w:rPr>
-              <w:t>5.4</w:t>
+              <w:t>6.2</w:t>
             </w:r>
           </w:p>
         </w:tc>
@@ -1726,7 +1726,7 @@
                 <w:rFonts w:ascii="Times New Roman" w:hAnsi="Times New Roman"/>
                 <w:sz w:val="22"/>
               </w:rPr>
-              <w:t>Маркировка отправочных марок</w:t>
+              <w:t>Компоновка: три таблицы (спецификация, выборка металла, требуется изготовить)</w:t>
             </w:r>
           </w:p>
         </w:tc>
@@ -1740,7 +1740,7 @@
                 <w:rFonts w:ascii="Times New Roman" w:hAnsi="Times New Roman"/>
                 <w:sz w:val="22"/>
               </w:rPr>
-              <w:t>2.2</w:t>
+              <w:t>7.2</w:t>
             </w:r>
           </w:p>
         </w:tc>
@@ -1770,7 +1770,7 @@
                 <w:rFonts w:ascii="Times New Roman" w:hAnsi="Times New Roman"/>
                 <w:sz w:val="22"/>
               </w:rPr>
-              <w:t>Чертежи деталей и пластин: прокатные, листовые</w:t>
+              <w:t>Обозначения видов, разрезов и узлов</w:t>
             </w:r>
           </w:p>
         </w:tc>
@@ -1784,7 +1784,7 @@
                 <w:rFonts w:ascii="Times New Roman" w:hAnsi="Times New Roman"/>
                 <w:sz w:val="22"/>
               </w:rPr>
-              <w:t>6.1–6.3</w:t>
+              <w:t>7.3</w:t>
             </w:r>
           </w:p>
         </w:tc>
@@ -1814,7 +1814,7 @@
                 <w:rFonts w:ascii="Times New Roman" w:hAnsi="Times New Roman"/>
                 <w:sz w:val="22"/>
               </w:rPr>
-              <w:t>Раскроечные карты CutLogic 1D</w:t>
+              <w:t>Полнота: набор изображений, узлы, разрезы</w:t>
             </w:r>
           </w:p>
         </w:tc>
@@ -1828,7 +1828,7 @@
                 <w:rFonts w:ascii="Times New Roman" w:hAnsi="Times New Roman"/>
                 <w:sz w:val="22"/>
               </w:rPr>
-              <w:t>6.4</w:t>
+              <w:t>8.1–8.3</w:t>
             </w:r>
           </w:p>
         </w:tc>
@@ -1856,9 +1856,17 @@
             <w:r>
               <w:rPr>
                 <w:rFonts w:ascii="Times New Roman" w:hAnsi="Times New Roman"/>
+                <w:b/>
                 <w:sz w:val="22"/>
               </w:rPr>
-              <w:t>DXF для лазерной резки с гравировкой</w:t>
+              <w:t>Двойная простановка размеров</w:t>
+            </w:r>
+            <w:r>
+              <w:rPr>
+                <w:rFonts w:ascii="Times New Roman" w:hAnsi="Times New Roman"/>
+                <w:sz w:val="22"/>
+              </w:rPr>
+              <w:t xml:space="preserve"> на марках; на деталях с отверстиями — абсолютные</w:t>
             </w:r>
           </w:p>
         </w:tc>
@@ -1872,7 +1880,7 @@
                 <w:rFonts w:ascii="Times New Roman" w:hAnsi="Times New Roman"/>
                 <w:sz w:val="22"/>
               </w:rPr>
-              <w:t>6.5</w:t>
+              <w:t>8.4–8.5</w:t>
             </w:r>
           </w:p>
         </w:tc>
@@ -1902,7 +1910,7 @@
                 <w:rFonts w:ascii="Times New Roman" w:hAnsi="Times New Roman"/>
                 <w:sz w:val="22"/>
               </w:rPr>
-              <w:t>Спецификация металлопроката и сводная спецификация</w:t>
+              <w:t>Технические требования под спецификацией, над штампом</w:t>
             </w:r>
           </w:p>
         </w:tc>
@@ -1916,7 +1924,7 @@
                 <w:rFonts w:ascii="Times New Roman" w:hAnsi="Times New Roman"/>
                 <w:sz w:val="22"/>
               </w:rPr>
-              <w:t>7.1–7.2</w:t>
+              <w:t>8.7</w:t>
             </w:r>
           </w:p>
         </w:tc>
@@ -1946,7 +1954,7 @@
                 <w:rFonts w:ascii="Times New Roman" w:hAnsi="Times New Roman"/>
                 <w:sz w:val="22"/>
               </w:rPr>
-              <w:t>Ведомости: отправочных марок, метизов, рабочих чертежей, ссылочных документов</w:t>
+              <w:t>Чертежи деталей: прокатных и листовых, углы зарезки</w:t>
             </w:r>
           </w:p>
         </w:tc>
@@ -1960,7 +1968,7 @@
                 <w:rFonts w:ascii="Times New Roman" w:hAnsi="Times New Roman"/>
                 <w:sz w:val="22"/>
               </w:rPr>
-              <w:t>7.3–7.6</w:t>
+              <w:t>9.2–9.4</w:t>
             </w:r>
           </w:p>
         </w:tc>
@@ -1990,7 +1998,7 @@
                 <w:rFonts w:ascii="Times New Roman" w:hAnsi="Times New Roman"/>
                 <w:sz w:val="22"/>
               </w:rPr>
-              <w:t>Лист «Общие данные» (ОД)</w:t>
+              <w:t>Раскроечные карты CutLogic 1D, kerf 5 мм, длины хлыстов</w:t>
             </w:r>
           </w:p>
         </w:tc>
@@ -2004,7 +2012,7 @@
                 <w:rFonts w:ascii="Times New Roman" w:hAnsi="Times New Roman"/>
                 <w:sz w:val="22"/>
               </w:rPr>
-              <w:t>8</w:t>
+              <w:t>9.5–9.6</w:t>
             </w:r>
           </w:p>
         </w:tc>
@@ -2034,7 +2042,7 @@
                 <w:rFonts w:ascii="Times New Roman" w:hAnsi="Times New Roman"/>
                 <w:sz w:val="22"/>
               </w:rPr>
-              <w:t>Нанесение сварных швов</w:t>
+              <w:t>DXF: слои Layer 1 / Layer 14, гравировка примыканий, имена файлов</w:t>
             </w:r>
           </w:p>
         </w:tc>
@@ -2048,7 +2056,7 @@
                 <w:rFonts w:ascii="Times New Roman" w:hAnsi="Times New Roman"/>
                 <w:sz w:val="22"/>
               </w:rPr>
-              <w:t>9</w:t>
+              <w:t>9.7</w:t>
             </w:r>
           </w:p>
         </w:tc>
@@ -2078,7 +2086,7 @@
                 <w:rFonts w:ascii="Times New Roman" w:hAnsi="Times New Roman"/>
                 <w:sz w:val="22"/>
               </w:rPr>
-              <w:t>Нумерация и обозначение документов</w:t>
+              <w:t>Файлы IGES (при наличии указания) и сопроводительные спецификации</w:t>
             </w:r>
           </w:p>
         </w:tc>
@@ -2092,7 +2100,7 @@
                 <w:rFonts w:ascii="Times New Roman" w:hAnsi="Times New Roman"/>
                 <w:sz w:val="22"/>
               </w:rPr>
-              <w:t>10</w:t>
+              <w:t>9.8–9.9</w:t>
             </w:r>
           </w:p>
         </w:tc>
@@ -2122,7 +2130,95 @@
                 <w:rFonts w:ascii="Times New Roman" w:hAnsi="Times New Roman"/>
                 <w:sz w:val="22"/>
               </w:rPr>
-              <w:t>Изменения в рабочую документацию оформлены корректно</w:t>
+              <w:t>Спецификация на марку, надбавка «На сварные швы 1 %»</w:t>
+            </w:r>
+          </w:p>
+        </w:tc>
+        <w:tc>
+          <w:tcPr>
+            <w:tcW w:type="dxa" w:w="4857"/>
+          </w:tcPr>
+          <w:p>
+            <w:r>
+              <w:rPr>
+                <w:rFonts w:ascii="Times New Roman" w:hAnsi="Times New Roman"/>
+                <w:sz w:val="22"/>
+              </w:rPr>
+              <w:t>10.1</w:t>
+            </w:r>
+          </w:p>
+        </w:tc>
+      </w:tr>
+      <w:tr>
+        <w:tc>
+          <w:tcPr>
+            <w:tcW w:type="dxa" w:w="4857"/>
+          </w:tcPr>
+          <w:p>
+            <w:r>
+              <w:rPr>
+                <w:rFonts w:ascii="Times New Roman" w:hAnsi="Times New Roman"/>
+                <w:sz w:val="22"/>
+              </w:rPr>
+              <w:t>16</w:t>
+            </w:r>
+          </w:p>
+        </w:tc>
+        <w:tc>
+          <w:tcPr>
+            <w:tcW w:type="dxa" w:w="4857"/>
+          </w:tcPr>
+          <w:p>
+            <w:r>
+              <w:rPr>
+                <w:rFonts w:ascii="Times New Roman" w:hAnsi="Times New Roman"/>
+                <w:sz w:val="22"/>
+              </w:rPr>
+              <w:t>Выборка металла, ведомость марок, метизы, ведомость покраски</w:t>
+            </w:r>
+          </w:p>
+        </w:tc>
+        <w:tc>
+          <w:tcPr>
+            <w:tcW w:type="dxa" w:w="4857"/>
+          </w:tcPr>
+          <w:p>
+            <w:r>
+              <w:rPr>
+                <w:rFonts w:ascii="Times New Roman" w:hAnsi="Times New Roman"/>
+                <w:sz w:val="22"/>
+              </w:rPr>
+              <w:t>10.2–10.5</w:t>
+            </w:r>
+          </w:p>
+        </w:tc>
+      </w:tr>
+      <w:tr>
+        <w:tc>
+          <w:tcPr>
+            <w:tcW w:type="dxa" w:w="4857"/>
+          </w:tcPr>
+          <w:p>
+            <w:r>
+              <w:rPr>
+                <w:rFonts w:ascii="Times New Roman" w:hAnsi="Times New Roman"/>
+                <w:sz w:val="22"/>
+              </w:rPr>
+              <w:t>17</w:t>
+            </w:r>
+          </w:p>
+        </w:tc>
+        <w:tc>
+          <w:tcPr>
+            <w:tcW w:type="dxa" w:w="4857"/>
+          </w:tcPr>
+          <w:p>
+            <w:r>
+              <w:rPr>
+                <w:rFonts w:ascii="Times New Roman" w:hAnsi="Times New Roman"/>
+                <w:sz w:val="22"/>
+              </w:rPr>
+              <w:t>Лист «Общие данные»: ведомости, АКЗ, цвет RAL</w:t>
             </w:r>
           </w:p>
         </w:tc>
@@ -2152,7 +2248,7 @@
                 <w:rFonts w:ascii="Times New Roman" w:hAnsi="Times New Roman"/>
                 <w:sz w:val="22"/>
               </w:rPr>
-              <w:t>16</w:t>
+              <w:t>18</w:t>
             </w:r>
           </w:p>
         </w:tc>
@@ -2166,7 +2262,22 @@
                 <w:rFonts w:ascii="Times New Roman" w:hAnsi="Times New Roman"/>
                 <w:sz w:val="22"/>
               </w:rPr>
-              <w:t>Чеклист конструктора заполнен и подписан разработчиком</w:t>
+              <w:t xml:space="preserve">Сварные швы; </w:t>
+            </w:r>
+            <w:r>
+              <w:rPr>
+                <w:rFonts w:ascii="Times New Roman" w:hAnsi="Times New Roman"/>
+                <w:b/>
+                <w:sz w:val="22"/>
+              </w:rPr>
+              <w:t>разделка кромок</w:t>
+            </w:r>
+            <w:r>
+              <w:rPr>
+                <w:rFonts w:ascii="Times New Roman" w:hAnsi="Times New Roman"/>
+                <w:sz w:val="22"/>
+              </w:rPr>
+              <w:t xml:space="preserve"> там, где обязательна</w:t>
             </w:r>
           </w:p>
         </w:tc>
@@ -2180,7 +2291,139 @@
                 <w:rFonts w:ascii="Times New Roman" w:hAnsi="Times New Roman"/>
                 <w:sz w:val="22"/>
               </w:rPr>
-              <w:t>12</w:t>
+              <w:t>12.1–12.6</w:t>
+            </w:r>
+          </w:p>
+        </w:tc>
+      </w:tr>
+      <w:tr>
+        <w:tc>
+          <w:tcPr>
+            <w:tcW w:type="dxa" w:w="4857"/>
+          </w:tcPr>
+          <w:p>
+            <w:r>
+              <w:rPr>
+                <w:rFonts w:ascii="Times New Roman" w:hAnsi="Times New Roman"/>
+                <w:sz w:val="22"/>
+              </w:rPr>
+              <w:t>19</w:t>
+            </w:r>
+          </w:p>
+        </w:tc>
+        <w:tc>
+          <w:tcPr>
+            <w:tcW w:type="dxa" w:w="4857"/>
+          </w:tcPr>
+          <w:p>
+            <w:r>
+              <w:rPr>
+                <w:rFonts w:ascii="Times New Roman" w:hAnsi="Times New Roman"/>
+                <w:sz w:val="22"/>
+              </w:rPr>
+              <w:t>Шифр и нумерация листов</w:t>
+            </w:r>
+          </w:p>
+        </w:tc>
+        <w:tc>
+          <w:tcPr>
+            <w:tcW w:type="dxa" w:w="4857"/>
+          </w:tcPr>
+          <w:p>
+            <w:r>
+              <w:rPr>
+                <w:rFonts w:ascii="Times New Roman" w:hAnsi="Times New Roman"/>
+                <w:sz w:val="22"/>
+              </w:rPr>
+              <w:t>13</w:t>
+            </w:r>
+          </w:p>
+        </w:tc>
+      </w:tr>
+      <w:tr>
+        <w:tc>
+          <w:tcPr>
+            <w:tcW w:type="dxa" w:w="4857"/>
+          </w:tcPr>
+          <w:p>
+            <w:r>
+              <w:rPr>
+                <w:rFonts w:ascii="Times New Roman" w:hAnsi="Times New Roman"/>
+                <w:sz w:val="22"/>
+              </w:rPr>
+              <w:t>20</w:t>
+            </w:r>
+          </w:p>
+        </w:tc>
+        <w:tc>
+          <w:tcPr>
+            <w:tcW w:type="dxa" w:w="4857"/>
+          </w:tcPr>
+          <w:p>
+            <w:r>
+              <w:rPr>
+                <w:rFonts w:ascii="Times New Roman" w:hAnsi="Times New Roman"/>
+                <w:sz w:val="22"/>
+              </w:rPr>
+              <w:t>Изменения оформлены корректно</w:t>
+            </w:r>
+          </w:p>
+        </w:tc>
+        <w:tc>
+          <w:tcPr>
+            <w:tcW w:type="dxa" w:w="4857"/>
+          </w:tcPr>
+          <w:p>
+            <w:r>
+              <w:rPr>
+                <w:rFonts w:ascii="Times New Roman" w:hAnsi="Times New Roman"/>
+                <w:sz w:val="22"/>
+              </w:rPr>
+              <w:t>14</w:t>
+            </w:r>
+          </w:p>
+        </w:tc>
+      </w:tr>
+      <w:tr>
+        <w:tc>
+          <w:tcPr>
+            <w:tcW w:type="dxa" w:w="4857"/>
+          </w:tcPr>
+          <w:p>
+            <w:r>
+              <w:rPr>
+                <w:rFonts w:ascii="Times New Roman" w:hAnsi="Times New Roman"/>
+                <w:sz w:val="22"/>
+              </w:rPr>
+              <w:t>21</w:t>
+            </w:r>
+          </w:p>
+        </w:tc>
+        <w:tc>
+          <w:tcPr>
+            <w:tcW w:type="dxa" w:w="4857"/>
+          </w:tcPr>
+          <w:p>
+            <w:r>
+              <w:rPr>
+                <w:rFonts w:ascii="Times New Roman" w:hAnsi="Times New Roman"/>
+                <w:sz w:val="22"/>
+              </w:rPr>
+              <w:t>Чек-лист конструктора заполнен и подписан разработчиком</w:t>
+            </w:r>
+          </w:p>
+        </w:tc>
+        <w:tc>
+          <w:tcPr>
+            <w:tcW w:type="dxa" w:w="4857"/>
+          </w:tcPr>
+          <w:p>
+            <w:r>
+              <w:rPr>
+                <w:rFonts w:ascii="Times New Roman" w:hAnsi="Times New Roman"/>
+                <w:sz w:val="22"/>
+              </w:rPr>
+              <w:t>16</w:t>
             </w:r>
           </w:p>
         </w:tc>
